--- a/Health/xray.docx
+++ b/Health/xray.docx
@@ -1370,7 +1370,29 @@
         <w:rPr>
           <w:rFonts w:ascii="Calibri" w:hAnsi="Calibri" w:cs="Calibri"/>
         </w:rPr>
-        <w:t>Chest X-ray: Often the first test done to look for any abnormal areas in the lungs. If something suspicious is seen, further tests are usually ordered.</w:t>
+        <w:t xml:space="preserve">Chest X-ray: Often </w:t>
+      </w:r>
+      <w:r>
+        <w:rPr>
+          <w:rFonts w:ascii="Calibri" w:hAnsi="Calibri" w:cs="Calibri"/>
+          <w:b/>
+          <w:bCs/>
+          <w:color w:val="FF0000"/>
+        </w:rPr>
+        <w:t>the first test</w:t>
+      </w:r>
+      <w:r>
+        <w:rPr>
+          <w:rFonts w:ascii="Calibri" w:hAnsi="Calibri" w:cs="Calibri"/>
+          <w:color w:val="FF0000"/>
+        </w:rPr>
+        <w:t xml:space="preserve"> </w:t>
+      </w:r>
+      <w:r>
+        <w:rPr>
+          <w:rFonts w:ascii="Calibri" w:hAnsi="Calibri" w:cs="Calibri"/>
+        </w:rPr>
+        <w:t>done to look for any abnormal areas in the lungs. If something suspicious is seen, further tests are usually ordered.</w:t>
       </w:r>
     </w:p>
     <w:p>
@@ -1388,25 +1410,7 @@
         <w:rPr>
           <w:rFonts w:ascii="Calibri" w:hAnsi="Calibri" w:cs="Calibri"/>
         </w:rPr>
-        <w:t>CT scan</w:t>
-      </w:r>
-      <w:r>
-        <w:rPr>
-          <w:rFonts w:ascii="Calibri" w:hAnsi="Calibri" w:cs="Calibri"/>
-        </w:rPr>
-        <w:t xml:space="preserve">: Provides detailed cross-sectional images of the lungs and is more effective at detecting lung </w:t>
-      </w:r>
-      <w:r>
-        <w:rPr>
-          <w:rFonts w:ascii="Calibri" w:hAnsi="Calibri" w:cs="Calibri"/>
-        </w:rPr>
-        <w:t>tumours</w:t>
-      </w:r>
-      <w:r>
-        <w:rPr>
-          <w:rFonts w:ascii="Calibri" w:hAnsi="Calibri" w:cs="Calibri"/>
-        </w:rPr>
-        <w:t xml:space="preserve"> than a regular X-ray.</w:t>
+        <w:t>CT scan: Provides detailed cross-sectional images of the lungs and is more effective at detecting lung tumours than a regular X-ray.</w:t>
       </w:r>
     </w:p>
     <w:p>
@@ -1471,19 +1475,7 @@
         <w:rPr>
           <w:rFonts w:ascii="Calibri" w:hAnsi="Calibri" w:cs="Calibri"/>
         </w:rPr>
-        <w:t xml:space="preserve">Imaging Tests: Both chest X-rays and CT scans can show the presence of </w:t>
-      </w:r>
-      <w:r>
-        <w:rPr>
-          <w:rFonts w:ascii="Calibri" w:hAnsi="Calibri" w:cs="Calibri"/>
-        </w:rPr>
-        <w:t>tumours</w:t>
-      </w:r>
-      <w:r>
-        <w:rPr>
-          <w:rFonts w:ascii="Calibri" w:hAnsi="Calibri" w:cs="Calibri"/>
-        </w:rPr>
-        <w:t xml:space="preserve"> in the lungs. However, additional imaging tests like MRI or PET scans might be used to get a clearer picture.</w:t>
+        <w:t>Imaging Tests: Both chest X-rays and CT scans can show the presence of tumours in the lungs. However, additional imaging tests like MRI or PET scans might be used to get a clearer picture.</w:t>
       </w:r>
     </w:p>
     <w:p>
@@ -1545,11 +1537,15 @@
         <w:jc w:val="both"/>
         <w:rPr>
           <w:rFonts w:ascii="Calibri" w:hAnsi="Calibri" w:cs="Calibri"/>
-        </w:rPr>
-      </w:pPr>
-      <w:r>
-        <w:rPr>
-          <w:rFonts w:ascii="Calibri" w:hAnsi="Calibri" w:cs="Calibri"/>
+          <w:b/>
+          <w:bCs/>
+        </w:rPr>
+      </w:pPr>
+      <w:r>
+        <w:rPr>
+          <w:rFonts w:ascii="Calibri" w:hAnsi="Calibri" w:cs="Calibri"/>
+          <w:b/>
+          <w:bCs/>
         </w:rPr>
         <w:t>Key Differences</w:t>
       </w:r>
@@ -1601,7 +1597,486 @@
         <w:rPr>
           <w:rFonts w:ascii="Calibri" w:hAnsi="Calibri" w:cs="Calibri"/>
         </w:rPr>
-        <w:t xml:space="preserve">By combining these diagnostic tools and methods, doctors can accurately determine whether a lung </w:t>
+        <w:t>By combining these diagnostic tools and methods, doctors can accurately determine whether a lung tumour is a primary lung cancer or a metastasis from another cancer, such as breast cancer</w:t>
+      </w:r>
+      <w:r>
+        <w:rPr>
+          <w:rFonts w:ascii="Calibri" w:hAnsi="Calibri" w:cs="Calibri"/>
+        </w:rPr>
+        <w:t>.</w:t>
+      </w:r>
+    </w:p>
+    <w:p>
+      <w:pPr>
+        <w:jc w:val="both"/>
+        <w:rPr>
+          <w:rFonts w:ascii="Calibri" w:hAnsi="Calibri" w:cs="Calibri"/>
+        </w:rPr>
+      </w:pPr>
+    </w:p>
+    <w:p>
+      <w:pPr>
+        <w:jc w:val="both"/>
+        <w:rPr>
+          <w:rFonts w:ascii="Calibri" w:hAnsi="Calibri" w:cs="Calibri"/>
+          <w:b/>
+          <w:bCs/>
+          <w:sz w:val="28"/>
+          <w:szCs w:val="28"/>
+        </w:rPr>
+      </w:pPr>
+      <w:r>
+        <w:rPr>
+          <w:rFonts w:ascii="Calibri" w:hAnsi="Calibri" w:cs="Calibri"/>
+          <w:b/>
+          <w:bCs/>
+          <w:sz w:val="28"/>
+          <w:szCs w:val="28"/>
+        </w:rPr>
+        <w:t xml:space="preserve">Would you please explain how to view an </w:t>
+      </w:r>
+      <w:r>
+        <w:rPr>
+          <w:rFonts w:ascii="Calibri" w:hAnsi="Calibri" w:cs="Calibri"/>
+          <w:b/>
+          <w:bCs/>
+          <w:sz w:val="28"/>
+          <w:szCs w:val="28"/>
+        </w:rPr>
+        <w:t>Xray</w:t>
+      </w:r>
+      <w:r>
+        <w:rPr>
+          <w:rFonts w:ascii="Calibri" w:hAnsi="Calibri" w:cs="Calibri"/>
+          <w:b/>
+          <w:bCs/>
+          <w:sz w:val="28"/>
+          <w:szCs w:val="28"/>
+        </w:rPr>
+        <w:t xml:space="preserve"> image to determine a patient suffering lung cancer?</w:t>
+      </w:r>
+    </w:p>
+    <w:p>
+      <w:pPr>
+        <w:jc w:val="both"/>
+        <w:rPr>
+          <w:rFonts w:ascii="Calibri" w:hAnsi="Calibri" w:cs="Calibri"/>
+          <w:b/>
+          <w:bCs/>
+          <w:sz w:val="28"/>
+          <w:szCs w:val="28"/>
+        </w:rPr>
+      </w:pPr>
+    </w:p>
+    <w:p>
+      <w:pPr>
+        <w:jc w:val="both"/>
+        <w:rPr>
+          <w:rFonts w:ascii="Calibri" w:hAnsi="Calibri" w:cs="Calibri"/>
+        </w:rPr>
+      </w:pPr>
+      <w:r>
+        <w:rPr>
+          <w:rFonts w:ascii="Calibri" w:hAnsi="Calibri" w:cs="Calibri"/>
+        </w:rPr>
+        <w:t>Viewing an X-ray to determine if a patient is suffering from lung cancer involves several steps and requires expertise in radiology. Here’s a general overview of the process:</w:t>
+      </w:r>
+    </w:p>
+    <w:p>
+      <w:pPr>
+        <w:jc w:val="both"/>
+        <w:rPr>
+          <w:rFonts w:ascii="Calibri" w:hAnsi="Calibri" w:cs="Calibri"/>
+        </w:rPr>
+      </w:pPr>
+      <w:r>
+        <w:rPr>
+          <w:rFonts w:ascii="Calibri" w:hAnsi="Calibri" w:cs="Calibri"/>
+        </w:rPr>
+        <w:t>Steps to View an X-Ray for Lung Cancer</w:t>
+      </w:r>
+    </w:p>
+    <w:p>
+      <w:pPr>
+        <w:numPr>
+          <w:ilvl w:val="0"/>
+          <w:numId w:val="12"/>
+        </w:numPr>
+        <w:jc w:val="both"/>
+        <w:rPr>
+          <w:rFonts w:ascii="Calibri" w:hAnsi="Calibri" w:cs="Calibri"/>
+        </w:rPr>
+      </w:pPr>
+      <w:r>
+        <w:rPr>
+          <w:rFonts w:ascii="Calibri" w:hAnsi="Calibri" w:cs="Calibri"/>
+        </w:rPr>
+        <w:t>Obtain the X-Ray:</w:t>
+      </w:r>
+    </w:p>
+    <w:p>
+      <w:pPr>
+        <w:numPr>
+          <w:ilvl w:val="1"/>
+          <w:numId w:val="12"/>
+        </w:numPr>
+        <w:jc w:val="both"/>
+        <w:rPr>
+          <w:rFonts w:ascii="Calibri" w:hAnsi="Calibri" w:cs="Calibri"/>
+        </w:rPr>
+      </w:pPr>
+      <w:r>
+        <w:rPr>
+          <w:rFonts w:ascii="Calibri" w:hAnsi="Calibri" w:cs="Calibri"/>
+        </w:rPr>
+        <w:t>The patient undergoes a chest X-ray, which produces images of the lungs.</w:t>
+      </w:r>
+    </w:p>
+    <w:p>
+      <w:pPr>
+        <w:numPr>
+          <w:ilvl w:val="1"/>
+          <w:numId w:val="12"/>
+        </w:numPr>
+        <w:jc w:val="both"/>
+        <w:rPr>
+          <w:rFonts w:ascii="Calibri" w:hAnsi="Calibri" w:cs="Calibri"/>
+        </w:rPr>
+      </w:pPr>
+      <w:r>
+        <w:rPr>
+          <w:rFonts w:ascii="Calibri" w:hAnsi="Calibri" w:cs="Calibri"/>
+        </w:rPr>
+        <w:t>Multiple images may be taken from different angles (front, back, and side) to get a comprehensive view.</w:t>
+      </w:r>
+    </w:p>
+    <w:p>
+      <w:pPr>
+        <w:numPr>
+          <w:ilvl w:val="0"/>
+          <w:numId w:val="12"/>
+        </w:numPr>
+        <w:jc w:val="both"/>
+        <w:rPr>
+          <w:rFonts w:ascii="Calibri" w:hAnsi="Calibri" w:cs="Calibri"/>
+        </w:rPr>
+      </w:pPr>
+      <w:r>
+        <w:rPr>
+          <w:rFonts w:ascii="Calibri" w:hAnsi="Calibri" w:cs="Calibri"/>
+        </w:rPr>
+        <w:t>Initial Review:</w:t>
+      </w:r>
+    </w:p>
+    <w:p>
+      <w:pPr>
+        <w:numPr>
+          <w:ilvl w:val="1"/>
+          <w:numId w:val="12"/>
+        </w:numPr>
+        <w:jc w:val="both"/>
+        <w:rPr>
+          <w:rFonts w:ascii="Calibri" w:hAnsi="Calibri" w:cs="Calibri"/>
+        </w:rPr>
+      </w:pPr>
+      <w:r>
+        <w:rPr>
+          <w:rFonts w:ascii="Calibri" w:hAnsi="Calibri" w:cs="Calibri"/>
+        </w:rPr>
+        <w:lastRenderedPageBreak/>
+        <w:t>A radiologist, a doctor specialized in interpreting medical images, reviews the X-ray.</w:t>
+      </w:r>
+    </w:p>
+    <w:p>
+      <w:pPr>
+        <w:numPr>
+          <w:ilvl w:val="1"/>
+          <w:numId w:val="12"/>
+        </w:numPr>
+        <w:jc w:val="both"/>
+        <w:rPr>
+          <w:rFonts w:ascii="Calibri" w:hAnsi="Calibri" w:cs="Calibri"/>
+        </w:rPr>
+      </w:pPr>
+      <w:r>
+        <w:rPr>
+          <w:rFonts w:ascii="Calibri" w:hAnsi="Calibri" w:cs="Calibri"/>
+        </w:rPr>
+        <w:t>The radiologist looks for any abnormalities such as masses, nodules, or unusual shadows.</w:t>
+      </w:r>
+    </w:p>
+    <w:p>
+      <w:pPr>
+        <w:numPr>
+          <w:ilvl w:val="0"/>
+          <w:numId w:val="12"/>
+        </w:numPr>
+        <w:jc w:val="both"/>
+        <w:rPr>
+          <w:rFonts w:ascii="Calibri" w:hAnsi="Calibri" w:cs="Calibri"/>
+        </w:rPr>
+      </w:pPr>
+      <w:r>
+        <w:rPr>
+          <w:rFonts w:ascii="Calibri" w:hAnsi="Calibri" w:cs="Calibri"/>
+        </w:rPr>
+        <w:t>Identify Abnormalities:</w:t>
+      </w:r>
+    </w:p>
+    <w:p>
+      <w:pPr>
+        <w:numPr>
+          <w:ilvl w:val="1"/>
+          <w:numId w:val="12"/>
+        </w:numPr>
+        <w:jc w:val="both"/>
+        <w:rPr>
+          <w:rFonts w:ascii="Calibri" w:hAnsi="Calibri" w:cs="Calibri"/>
+        </w:rPr>
+      </w:pPr>
+      <w:r>
+        <w:rPr>
+          <w:rFonts w:ascii="Calibri" w:hAnsi="Calibri" w:cs="Calibri"/>
+        </w:rPr>
+        <w:t xml:space="preserve">Masses or Nodules: These appear as </w:t>
+      </w:r>
+      <w:r>
+        <w:rPr>
+          <w:rFonts w:ascii="Calibri" w:hAnsi="Calibri" w:cs="Calibri"/>
+          <w:b/>
+          <w:bCs/>
+        </w:rPr>
+        <w:t xml:space="preserve">white or light </w:t>
+      </w:r>
+      <w:r>
+        <w:rPr>
+          <w:rFonts w:ascii="Calibri" w:hAnsi="Calibri" w:cs="Calibri"/>
+          <w:b/>
+          <w:bCs/>
+        </w:rPr>
+        <w:t>grey</w:t>
+      </w:r>
+      <w:r>
+        <w:rPr>
+          <w:rFonts w:ascii="Calibri" w:hAnsi="Calibri" w:cs="Calibri"/>
+        </w:rPr>
+        <w:t xml:space="preserve"> areas on the X-ray. They could be </w:t>
+      </w:r>
+      <w:r>
+        <w:rPr>
+          <w:rFonts w:ascii="Calibri" w:hAnsi="Calibri" w:cs="Calibri"/>
+          <w:b/>
+          <w:bCs/>
+        </w:rPr>
+        <w:t>benign or malignant</w:t>
+      </w:r>
+      <w:r>
+        <w:rPr>
+          <w:rFonts w:ascii="Calibri" w:hAnsi="Calibri" w:cs="Calibri"/>
+        </w:rPr>
+        <w:t xml:space="preserve"> (cancerous).</w:t>
+      </w:r>
+    </w:p>
+    <w:p>
+      <w:pPr>
+        <w:numPr>
+          <w:ilvl w:val="1"/>
+          <w:numId w:val="12"/>
+        </w:numPr>
+        <w:jc w:val="both"/>
+        <w:rPr>
+          <w:rFonts w:ascii="Calibri" w:hAnsi="Calibri" w:cs="Calibri"/>
+        </w:rPr>
+      </w:pPr>
+      <w:r>
+        <w:rPr>
+          <w:rFonts w:ascii="Calibri" w:hAnsi="Calibri" w:cs="Calibri"/>
+        </w:rPr>
+        <w:t>Lung Lesions: Any abnormal area, whether benign or malignant, is noted.</w:t>
+      </w:r>
+    </w:p>
+    <w:p>
+      <w:pPr>
+        <w:numPr>
+          <w:ilvl w:val="1"/>
+          <w:numId w:val="12"/>
+        </w:numPr>
+        <w:jc w:val="both"/>
+        <w:rPr>
+          <w:rFonts w:ascii="Calibri" w:hAnsi="Calibri" w:cs="Calibri"/>
+        </w:rPr>
+      </w:pPr>
+      <w:r>
+        <w:rPr>
+          <w:rFonts w:ascii="Calibri" w:hAnsi="Calibri" w:cs="Calibri"/>
+        </w:rPr>
+        <w:t xml:space="preserve">Shadows: These could indicate various conditions, including </w:t>
+      </w:r>
+      <w:r>
+        <w:rPr>
+          <w:rFonts w:ascii="Calibri" w:hAnsi="Calibri" w:cs="Calibri"/>
+        </w:rPr>
+        <w:t>tumours</w:t>
+      </w:r>
+      <w:r>
+        <w:rPr>
+          <w:rFonts w:ascii="Calibri" w:hAnsi="Calibri" w:cs="Calibri"/>
+        </w:rPr>
+        <w:t>, fluid buildup, or other lung issues.</w:t>
+      </w:r>
+    </w:p>
+    <w:p>
+      <w:pPr>
+        <w:numPr>
+          <w:ilvl w:val="0"/>
+          <w:numId w:val="12"/>
+        </w:numPr>
+        <w:jc w:val="both"/>
+        <w:rPr>
+          <w:rFonts w:ascii="Calibri" w:hAnsi="Calibri" w:cs="Calibri"/>
+        </w:rPr>
+      </w:pPr>
+      <w:r>
+        <w:rPr>
+          <w:rFonts w:ascii="Calibri" w:hAnsi="Calibri" w:cs="Calibri"/>
+        </w:rPr>
+        <w:t>Further Testing:</w:t>
+      </w:r>
+    </w:p>
+    <w:p>
+      <w:pPr>
+        <w:numPr>
+          <w:ilvl w:val="1"/>
+          <w:numId w:val="12"/>
+        </w:numPr>
+        <w:jc w:val="both"/>
+        <w:rPr>
+          <w:rFonts w:ascii="Calibri" w:hAnsi="Calibri" w:cs="Calibri"/>
+        </w:rPr>
+      </w:pPr>
+      <w:r>
+        <w:rPr>
+          <w:rFonts w:ascii="Calibri" w:hAnsi="Calibri" w:cs="Calibri"/>
+        </w:rPr>
+        <w:t>If an abnormality is detected, additional tests such as a CT scan, MRI, or PET scan may be ordered for more detailed imaging.</w:t>
+      </w:r>
+    </w:p>
+    <w:p>
+      <w:pPr>
+        <w:numPr>
+          <w:ilvl w:val="1"/>
+          <w:numId w:val="12"/>
+        </w:numPr>
+        <w:jc w:val="both"/>
+        <w:rPr>
+          <w:rFonts w:ascii="Calibri" w:hAnsi="Calibri" w:cs="Calibri"/>
+        </w:rPr>
+      </w:pPr>
+      <w:r>
+        <w:rPr>
+          <w:rFonts w:ascii="Calibri" w:hAnsi="Calibri" w:cs="Calibri"/>
+        </w:rPr>
+        <w:t>A biopsy may be performed to obtain a tissue sample for microscopic examination to confirm the presence of cancer cells.</w:t>
+      </w:r>
+    </w:p>
+    <w:p>
+      <w:pPr>
+        <w:jc w:val="both"/>
+        <w:rPr>
+          <w:rFonts w:ascii="Calibri" w:hAnsi="Calibri" w:cs="Calibri"/>
+        </w:rPr>
+      </w:pPr>
+      <w:r>
+        <w:rPr>
+          <w:rFonts w:ascii="Calibri" w:hAnsi="Calibri" w:cs="Calibri"/>
+        </w:rPr>
+        <w:t>Key Points for Radiologists</w:t>
+      </w:r>
+    </w:p>
+    <w:p>
+      <w:pPr>
+        <w:numPr>
+          <w:ilvl w:val="0"/>
+          <w:numId w:val="13"/>
+        </w:numPr>
+        <w:jc w:val="both"/>
+        <w:rPr>
+          <w:rFonts w:ascii="Calibri" w:hAnsi="Calibri" w:cs="Calibri"/>
+        </w:rPr>
+      </w:pPr>
+      <w:r>
+        <w:rPr>
+          <w:rFonts w:ascii="Calibri" w:hAnsi="Calibri" w:cs="Calibri"/>
+        </w:rPr>
+        <w:t>Contrast: Dense tissues like bones appear white, while air-filled lungs appear black. Abnormalities disrupt this contrast.</w:t>
+      </w:r>
+    </w:p>
+    <w:p>
+      <w:pPr>
+        <w:numPr>
+          <w:ilvl w:val="0"/>
+          <w:numId w:val="13"/>
+        </w:numPr>
+        <w:jc w:val="both"/>
+        <w:rPr>
+          <w:rFonts w:ascii="Calibri" w:hAnsi="Calibri" w:cs="Calibri"/>
+        </w:rPr>
+      </w:pPr>
+      <w:r>
+        <w:rPr>
+          <w:rFonts w:ascii="Calibri" w:hAnsi="Calibri" w:cs="Calibri"/>
+        </w:rPr>
+        <w:t>Size and Shape: The size, shape, and location of any abnormality help in determining its nature.</w:t>
+      </w:r>
+    </w:p>
+    <w:p>
+      <w:pPr>
+        <w:numPr>
+          <w:ilvl w:val="0"/>
+          <w:numId w:val="13"/>
+        </w:numPr>
+        <w:jc w:val="both"/>
+        <w:rPr>
+          <w:rFonts w:ascii="Calibri" w:hAnsi="Calibri" w:cs="Calibri"/>
+        </w:rPr>
+      </w:pPr>
+      <w:r>
+        <w:rPr>
+          <w:rFonts w:ascii="Calibri" w:hAnsi="Calibri" w:cs="Calibri"/>
+        </w:rPr>
+        <w:t>Patient History: The patient’s medical history, symptoms, and risk factors are considered alongside the X-ray findings.</w:t>
+      </w:r>
+    </w:p>
+    <w:p>
+      <w:pPr>
+        <w:jc w:val="both"/>
+        <w:rPr>
+          <w:rFonts w:ascii="Calibri" w:hAnsi="Calibri" w:cs="Calibri"/>
+        </w:rPr>
+      </w:pPr>
+      <w:r>
+        <w:rPr>
+          <w:rFonts w:ascii="Calibri" w:hAnsi="Calibri" w:cs="Calibri"/>
+        </w:rPr>
+        <w:t>Example of Lung Cancer on an X-Ray</w:t>
+      </w:r>
+    </w:p>
+    <w:p>
+      <w:pPr>
+        <w:numPr>
+          <w:ilvl w:val="0"/>
+          <w:numId w:val="14"/>
+        </w:numPr>
+        <w:jc w:val="both"/>
+        <w:rPr>
+          <w:rFonts w:ascii="Calibri" w:hAnsi="Calibri" w:cs="Calibri"/>
+        </w:rPr>
+      </w:pPr>
+      <w:r>
+        <w:rPr>
+          <w:rFonts w:ascii="Calibri" w:hAnsi="Calibri" w:cs="Calibri"/>
+        </w:rPr>
+        <w:t xml:space="preserve">Visible Mass: A lung cancer </w:t>
       </w:r>
       <w:r>
         <w:rPr>
@@ -1613,8 +2088,288 @@
         <w:rPr>
           <w:rFonts w:ascii="Calibri" w:hAnsi="Calibri" w:cs="Calibri"/>
         </w:rPr>
-        <w:t xml:space="preserve"> is a primary lung cancer or a metastasis from another cancer, such as breast cancer</w:t>
-      </w:r>
+        <w:t xml:space="preserve"> might appear as a white or light </w:t>
+      </w:r>
+      <w:r>
+        <w:rPr>
+          <w:rFonts w:ascii="Calibri" w:hAnsi="Calibri" w:cs="Calibri"/>
+        </w:rPr>
+        <w:t>grey</w:t>
+      </w:r>
+      <w:r>
+        <w:rPr>
+          <w:rFonts w:ascii="Calibri" w:hAnsi="Calibri" w:cs="Calibri"/>
+        </w:rPr>
+        <w:t xml:space="preserve"> mass within the lung tissue.</w:t>
+      </w:r>
+    </w:p>
+    <w:p>
+      <w:pPr>
+        <w:numPr>
+          <w:ilvl w:val="0"/>
+          <w:numId w:val="14"/>
+        </w:numPr>
+        <w:jc w:val="both"/>
+        <w:rPr>
+          <w:rFonts w:ascii="Calibri" w:hAnsi="Calibri" w:cs="Calibri"/>
+        </w:rPr>
+      </w:pPr>
+      <w:r>
+        <w:rPr>
+          <w:rFonts w:ascii="Calibri" w:hAnsi="Calibri" w:cs="Calibri"/>
+        </w:rPr>
+        <w:t>Lung Tissue Changes: Changes in lung tissue density or structure can also indicate cancer.</w:t>
+      </w:r>
+    </w:p>
+    <w:p>
+      <w:pPr>
+        <w:jc w:val="both"/>
+        <w:rPr>
+          <w:rFonts w:ascii="Calibri" w:hAnsi="Calibri" w:cs="Calibri"/>
+        </w:rPr>
+      </w:pPr>
+      <w:r>
+        <w:rPr>
+          <w:rFonts w:ascii="Calibri" w:hAnsi="Calibri" w:cs="Calibri"/>
+        </w:rPr>
+        <w:t>Limitations</w:t>
+      </w:r>
+    </w:p>
+    <w:p>
+      <w:pPr>
+        <w:numPr>
+          <w:ilvl w:val="0"/>
+          <w:numId w:val="15"/>
+        </w:numPr>
+        <w:jc w:val="both"/>
+        <w:rPr>
+          <w:rFonts w:ascii="Calibri" w:hAnsi="Calibri" w:cs="Calibri"/>
+        </w:rPr>
+      </w:pPr>
+      <w:r>
+        <w:rPr>
+          <w:rFonts w:ascii="Calibri" w:hAnsi="Calibri" w:cs="Calibri"/>
+        </w:rPr>
+        <w:t>Early Detection: X-rays may not detect small or early-stage lung cancers.</w:t>
+      </w:r>
+    </w:p>
+    <w:p>
+      <w:pPr>
+        <w:numPr>
+          <w:ilvl w:val="0"/>
+          <w:numId w:val="15"/>
+        </w:numPr>
+        <w:jc w:val="both"/>
+        <w:rPr>
+          <w:rFonts w:ascii="Calibri" w:hAnsi="Calibri" w:cs="Calibri"/>
+        </w:rPr>
+      </w:pPr>
+      <w:r>
+        <w:rPr>
+          <w:rFonts w:ascii="Calibri" w:hAnsi="Calibri" w:cs="Calibri"/>
+        </w:rPr>
+        <w:t>False Positives/Negatives: Not all abnormalities are cancerous, and some cancers might be missed.</w:t>
+      </w:r>
+    </w:p>
+    <w:p>
+      <w:pPr>
+        <w:rPr>
+          <w:rFonts w:ascii="Calibri" w:hAnsi="Calibri" w:cs="Calibri"/>
+        </w:rPr>
+      </w:pPr>
+      <w:r>
+        <w:rPr>
+          <w:rFonts w:ascii="Calibri" w:hAnsi="Calibri" w:cs="Calibri"/>
+        </w:rPr>
+        <w:br w:type="page"/>
+      </w:r>
+    </w:p>
+    <w:p>
+      <w:pPr>
+        <w:jc w:val="both"/>
+        <w:rPr>
+          <w:rFonts w:ascii="Calibri" w:hAnsi="Calibri" w:cs="Calibri"/>
+        </w:rPr>
+      </w:pPr>
+      <w:r>
+        <w:rPr>
+          <w:rFonts w:ascii="Calibri" w:hAnsi="Calibri" w:cs="Calibri"/>
+        </w:rPr>
+        <w:lastRenderedPageBreak/>
+        <w:t>Conclusion</w:t>
+      </w:r>
+    </w:p>
+    <w:p>
+      <w:pPr>
+        <w:jc w:val="both"/>
+        <w:rPr>
+          <w:rFonts w:ascii="Calibri" w:hAnsi="Calibri" w:cs="Calibri"/>
+        </w:rPr>
+      </w:pPr>
+      <w:r>
+        <w:rPr>
+          <w:rFonts w:ascii="Calibri" w:hAnsi="Calibri" w:cs="Calibri"/>
+        </w:rPr>
+        <w:t>While chest X-rays are a valuable tool in diagnosing lung cancer, they are often just the first step. Further imaging and tests are usually required to confirm the diagnosis and determine the best course of treatment.</w:t>
+      </w:r>
+    </w:p>
+    <w:p>
+      <w:pPr>
+        <w:jc w:val="both"/>
+        <w:rPr>
+          <w:rFonts w:ascii="Calibri" w:hAnsi="Calibri" w:cs="Calibri"/>
+        </w:rPr>
+      </w:pPr>
+    </w:p>
+    <w:p>
+      <w:pPr>
+        <w:jc w:val="both"/>
+        <w:rPr>
+          <w:rFonts w:ascii="Calibri" w:hAnsi="Calibri" w:cs="Calibri"/>
+          <w:b/>
+          <w:bCs/>
+          <w:sz w:val="28"/>
+          <w:szCs w:val="28"/>
+        </w:rPr>
+      </w:pPr>
+      <w:r>
+        <w:rPr>
+          <w:rFonts w:ascii="Calibri" w:hAnsi="Calibri" w:cs="Calibri"/>
+          <w:b/>
+          <w:bCs/>
+          <w:sz w:val="28"/>
+          <w:szCs w:val="28"/>
+        </w:rPr>
+        <w:t xml:space="preserve">For lung cancer, if the </w:t>
+      </w:r>
+      <w:r>
+        <w:rPr>
+          <w:rFonts w:ascii="Calibri" w:hAnsi="Calibri" w:cs="Calibri"/>
+          <w:b/>
+          <w:bCs/>
+          <w:sz w:val="28"/>
+          <w:szCs w:val="28"/>
+        </w:rPr>
+        <w:t>Xray</w:t>
+      </w:r>
+      <w:r>
+        <w:rPr>
+          <w:rFonts w:ascii="Calibri" w:hAnsi="Calibri" w:cs="Calibri"/>
+          <w:b/>
+          <w:bCs/>
+          <w:sz w:val="28"/>
+          <w:szCs w:val="28"/>
+        </w:rPr>
+        <w:t xml:space="preserve"> image is white rather than grey, is it malignant?</w:t>
+      </w:r>
+    </w:p>
+    <w:p>
+      <w:pPr>
+        <w:jc w:val="both"/>
+        <w:rPr>
+          <w:rFonts w:ascii="Calibri" w:hAnsi="Calibri" w:cs="Calibri"/>
+        </w:rPr>
+      </w:pPr>
+      <w:r>
+        <w:rPr>
+          <w:rFonts w:ascii="Calibri" w:hAnsi="Calibri" w:cs="Calibri"/>
+        </w:rPr>
+        <w:t>A white area on an X-ray image usually indicates something dense, like a mass or nodule, which could potentially be malignant (cancerous). However, it's important to note that not all white areas are cancerous2. They could also be due to benign conditions, such as infections, fluid buildup, or scar tissue.</w:t>
+      </w:r>
+    </w:p>
+    <w:p>
+      <w:pPr>
+        <w:jc w:val="both"/>
+        <w:rPr>
+          <w:rFonts w:ascii="Calibri" w:hAnsi="Calibri" w:cs="Calibri"/>
+        </w:rPr>
+      </w:pPr>
+      <w:r>
+        <w:rPr>
+          <w:rFonts w:ascii="Calibri" w:hAnsi="Calibri" w:cs="Calibri"/>
+        </w:rPr>
+        <w:t>To determine if a white area is malignant, doctors typically follow these steps:</w:t>
+      </w:r>
+    </w:p>
+    <w:p>
+      <w:pPr>
+        <w:numPr>
+          <w:ilvl w:val="0"/>
+          <w:numId w:val="16"/>
+        </w:numPr>
+        <w:jc w:val="both"/>
+        <w:rPr>
+          <w:rFonts w:ascii="Calibri" w:hAnsi="Calibri" w:cs="Calibri"/>
+        </w:rPr>
+      </w:pPr>
+      <w:r>
+        <w:rPr>
+          <w:rFonts w:ascii="Calibri" w:hAnsi="Calibri" w:cs="Calibri"/>
+        </w:rPr>
+        <w:t>Further Imaging: Additional tests like a CT scan, MRI, or PET scan provide more detailed images.</w:t>
+      </w:r>
+    </w:p>
+    <w:p>
+      <w:pPr>
+        <w:numPr>
+          <w:ilvl w:val="0"/>
+          <w:numId w:val="16"/>
+        </w:numPr>
+        <w:jc w:val="both"/>
+        <w:rPr>
+          <w:rFonts w:ascii="Calibri" w:hAnsi="Calibri" w:cs="Calibri"/>
+        </w:rPr>
+      </w:pPr>
+      <w:r>
+        <w:rPr>
+          <w:rFonts w:ascii="Calibri" w:hAnsi="Calibri" w:cs="Calibri"/>
+        </w:rPr>
+        <w:t>Biopsy: A sample of the tissue is taken and examined under a microscope to check for cancer cells.</w:t>
+      </w:r>
+    </w:p>
+    <w:p>
+      <w:pPr>
+        <w:numPr>
+          <w:ilvl w:val="0"/>
+          <w:numId w:val="16"/>
+        </w:numPr>
+        <w:jc w:val="both"/>
+        <w:rPr>
+          <w:rFonts w:ascii="Calibri" w:hAnsi="Calibri" w:cs="Calibri"/>
+        </w:rPr>
+      </w:pPr>
+      <w:r>
+        <w:rPr>
+          <w:rFonts w:ascii="Calibri" w:hAnsi="Calibri" w:cs="Calibri"/>
+        </w:rPr>
+        <w:t>Patient History: The patient's medical history and symptoms are considered.</w:t>
+      </w:r>
+    </w:p>
+    <w:p>
+      <w:pPr>
+        <w:jc w:val="both"/>
+        <w:rPr>
+          <w:rFonts w:ascii="Calibri" w:hAnsi="Calibri" w:cs="Calibri"/>
+        </w:rPr>
+      </w:pPr>
+      <w:r>
+        <w:rPr>
+          <w:rFonts w:ascii="Calibri" w:hAnsi="Calibri" w:cs="Calibri"/>
+        </w:rPr>
+        <w:t>Only a combination of these diagnostic tools can confirm whether a white area on an X-ray is malignant or not. It's always best to consult with a healthcare professional for an accurate diagnosis.</w:t>
+      </w:r>
+    </w:p>
+    <w:p>
+      <w:pPr>
+        <w:jc w:val="both"/>
+        <w:rPr>
+          <w:rFonts w:ascii="Calibri" w:hAnsi="Calibri" w:cs="Calibri"/>
+          <w:b/>
+          <w:bCs/>
+          <w:sz w:val="28"/>
+          <w:szCs w:val="28"/>
+        </w:rPr>
+      </w:pPr>
     </w:p>
     <w:p>
       <w:pPr>
@@ -1938,6 +2693,155 @@
     </w:lvl>
   </w:abstractNum>
   <w:abstractNum w:abstractNumId="2" w15:restartNumberingAfterBreak="0">
+    <w:nsid w:val="0DA80594"/>
+    <w:multiLevelType w:val="multilevel"/>
+    <w:tmpl w:val="57EECC2A"/>
+    <w:lvl w:ilvl="0">
+      <w:start w:val="1"/>
+      <w:numFmt w:val="bullet"/>
+      <w:lvlText w:val=""/>
+      <w:lvlJc w:val="left"/>
+      <w:pPr>
+        <w:tabs>
+          <w:tab w:val="num" w:pos="720"/>
+        </w:tabs>
+        <w:ind w:left="720" w:hanging="360"/>
+      </w:pPr>
+      <w:rPr>
+        <w:rFonts w:ascii="Symbol" w:hAnsi="Symbol" w:hint="default"/>
+        <w:sz w:val="20"/>
+      </w:rPr>
+    </w:lvl>
+    <w:lvl w:ilvl="1" w:tentative="1">
+      <w:start w:val="1"/>
+      <w:numFmt w:val="bullet"/>
+      <w:lvlText w:val="o"/>
+      <w:lvlJc w:val="left"/>
+      <w:pPr>
+        <w:tabs>
+          <w:tab w:val="num" w:pos="1440"/>
+        </w:tabs>
+        <w:ind w:left="1440" w:hanging="360"/>
+      </w:pPr>
+      <w:rPr>
+        <w:rFonts w:ascii="Courier New" w:hAnsi="Courier New" w:hint="default"/>
+        <w:sz w:val="20"/>
+      </w:rPr>
+    </w:lvl>
+    <w:lvl w:ilvl="2" w:tentative="1">
+      <w:start w:val="1"/>
+      <w:numFmt w:val="bullet"/>
+      <w:lvlText w:val=""/>
+      <w:lvlJc w:val="left"/>
+      <w:pPr>
+        <w:tabs>
+          <w:tab w:val="num" w:pos="2160"/>
+        </w:tabs>
+        <w:ind w:left="2160" w:hanging="360"/>
+      </w:pPr>
+      <w:rPr>
+        <w:rFonts w:ascii="Wingdings" w:hAnsi="Wingdings" w:hint="default"/>
+        <w:sz w:val="20"/>
+      </w:rPr>
+    </w:lvl>
+    <w:lvl w:ilvl="3" w:tentative="1">
+      <w:start w:val="1"/>
+      <w:numFmt w:val="bullet"/>
+      <w:lvlText w:val=""/>
+      <w:lvlJc w:val="left"/>
+      <w:pPr>
+        <w:tabs>
+          <w:tab w:val="num" w:pos="2880"/>
+        </w:tabs>
+        <w:ind w:left="2880" w:hanging="360"/>
+      </w:pPr>
+      <w:rPr>
+        <w:rFonts w:ascii="Wingdings" w:hAnsi="Wingdings" w:hint="default"/>
+        <w:sz w:val="20"/>
+      </w:rPr>
+    </w:lvl>
+    <w:lvl w:ilvl="4" w:tentative="1">
+      <w:start w:val="1"/>
+      <w:numFmt w:val="bullet"/>
+      <w:lvlText w:val=""/>
+      <w:lvlJc w:val="left"/>
+      <w:pPr>
+        <w:tabs>
+          <w:tab w:val="num" w:pos="3600"/>
+        </w:tabs>
+        <w:ind w:left="3600" w:hanging="360"/>
+      </w:pPr>
+      <w:rPr>
+        <w:rFonts w:ascii="Wingdings" w:hAnsi="Wingdings" w:hint="default"/>
+        <w:sz w:val="20"/>
+      </w:rPr>
+    </w:lvl>
+    <w:lvl w:ilvl="5" w:tentative="1">
+      <w:start w:val="1"/>
+      <w:numFmt w:val="bullet"/>
+      <w:lvlText w:val=""/>
+      <w:lvlJc w:val="left"/>
+      <w:pPr>
+        <w:tabs>
+          <w:tab w:val="num" w:pos="4320"/>
+        </w:tabs>
+        <w:ind w:left="4320" w:hanging="360"/>
+      </w:pPr>
+      <w:rPr>
+        <w:rFonts w:ascii="Wingdings" w:hAnsi="Wingdings" w:hint="default"/>
+        <w:sz w:val="20"/>
+      </w:rPr>
+    </w:lvl>
+    <w:lvl w:ilvl="6" w:tentative="1">
+      <w:start w:val="1"/>
+      <w:numFmt w:val="bullet"/>
+      <w:lvlText w:val=""/>
+      <w:lvlJc w:val="left"/>
+      <w:pPr>
+        <w:tabs>
+          <w:tab w:val="num" w:pos="5040"/>
+        </w:tabs>
+        <w:ind w:left="5040" w:hanging="360"/>
+      </w:pPr>
+      <w:rPr>
+        <w:rFonts w:ascii="Wingdings" w:hAnsi="Wingdings" w:hint="default"/>
+        <w:sz w:val="20"/>
+      </w:rPr>
+    </w:lvl>
+    <w:lvl w:ilvl="7" w:tentative="1">
+      <w:start w:val="1"/>
+      <w:numFmt w:val="bullet"/>
+      <w:lvlText w:val=""/>
+      <w:lvlJc w:val="left"/>
+      <w:pPr>
+        <w:tabs>
+          <w:tab w:val="num" w:pos="5760"/>
+        </w:tabs>
+        <w:ind w:left="5760" w:hanging="360"/>
+      </w:pPr>
+      <w:rPr>
+        <w:rFonts w:ascii="Wingdings" w:hAnsi="Wingdings" w:hint="default"/>
+        <w:sz w:val="20"/>
+      </w:rPr>
+    </w:lvl>
+    <w:lvl w:ilvl="8" w:tentative="1">
+      <w:start w:val="1"/>
+      <w:numFmt w:val="bullet"/>
+      <w:lvlText w:val=""/>
+      <w:lvlJc w:val="left"/>
+      <w:pPr>
+        <w:tabs>
+          <w:tab w:val="num" w:pos="6480"/>
+        </w:tabs>
+        <w:ind w:left="6480" w:hanging="360"/>
+      </w:pPr>
+      <w:rPr>
+        <w:rFonts w:ascii="Wingdings" w:hAnsi="Wingdings" w:hint="default"/>
+        <w:sz w:val="20"/>
+      </w:rPr>
+    </w:lvl>
+  </w:abstractNum>
+  <w:abstractNum w:abstractNumId="3" w15:restartNumberingAfterBreak="0">
     <w:nsid w:val="1C616488"/>
     <w:multiLevelType w:val="multilevel"/>
     <w:tmpl w:val="E102C156"/>
@@ -2086,7 +2990,7 @@
       </w:rPr>
     </w:lvl>
   </w:abstractNum>
-  <w:abstractNum w:abstractNumId="3" w15:restartNumberingAfterBreak="0">
+  <w:abstractNum w:abstractNumId="4" w15:restartNumberingAfterBreak="0">
     <w:nsid w:val="1E6B16D1"/>
     <w:multiLevelType w:val="multilevel"/>
     <w:tmpl w:val="EA2C4E78"/>
@@ -2235,7 +3139,124 @@
       </w:rPr>
     </w:lvl>
   </w:abstractNum>
-  <w:abstractNum w:abstractNumId="4" w15:restartNumberingAfterBreak="0">
+  <w:abstractNum w:abstractNumId="5" w15:restartNumberingAfterBreak="0">
+    <w:nsid w:val="21962F64"/>
+    <w:multiLevelType w:val="multilevel"/>
+    <w:tmpl w:val="97DA1C6E"/>
+    <w:lvl w:ilvl="0">
+      <w:start w:val="1"/>
+      <w:numFmt w:val="decimal"/>
+      <w:lvlText w:val="%1."/>
+      <w:lvlJc w:val="left"/>
+      <w:pPr>
+        <w:tabs>
+          <w:tab w:val="num" w:pos="720"/>
+        </w:tabs>
+        <w:ind w:left="720" w:hanging="360"/>
+      </w:pPr>
+    </w:lvl>
+    <w:lvl w:ilvl="1">
+      <w:start w:val="1"/>
+      <w:numFmt w:val="bullet"/>
+      <w:lvlText w:val="o"/>
+      <w:lvlJc w:val="left"/>
+      <w:pPr>
+        <w:tabs>
+          <w:tab w:val="num" w:pos="1440"/>
+        </w:tabs>
+        <w:ind w:left="1440" w:hanging="360"/>
+      </w:pPr>
+      <w:rPr>
+        <w:rFonts w:ascii="Courier New" w:hAnsi="Courier New" w:hint="default"/>
+        <w:sz w:val="20"/>
+      </w:rPr>
+    </w:lvl>
+    <w:lvl w:ilvl="2" w:tentative="1">
+      <w:start w:val="1"/>
+      <w:numFmt w:val="decimal"/>
+      <w:lvlText w:val="%3."/>
+      <w:lvlJc w:val="left"/>
+      <w:pPr>
+        <w:tabs>
+          <w:tab w:val="num" w:pos="2160"/>
+        </w:tabs>
+        <w:ind w:left="2160" w:hanging="360"/>
+      </w:pPr>
+    </w:lvl>
+    <w:lvl w:ilvl="3" w:tentative="1">
+      <w:start w:val="1"/>
+      <w:numFmt w:val="decimal"/>
+      <w:lvlText w:val="%4."/>
+      <w:lvlJc w:val="left"/>
+      <w:pPr>
+        <w:tabs>
+          <w:tab w:val="num" w:pos="2880"/>
+        </w:tabs>
+        <w:ind w:left="2880" w:hanging="360"/>
+      </w:pPr>
+    </w:lvl>
+    <w:lvl w:ilvl="4" w:tentative="1">
+      <w:start w:val="1"/>
+      <w:numFmt w:val="decimal"/>
+      <w:lvlText w:val="%5."/>
+      <w:lvlJc w:val="left"/>
+      <w:pPr>
+        <w:tabs>
+          <w:tab w:val="num" w:pos="3600"/>
+        </w:tabs>
+        <w:ind w:left="3600" w:hanging="360"/>
+      </w:pPr>
+    </w:lvl>
+    <w:lvl w:ilvl="5" w:tentative="1">
+      <w:start w:val="1"/>
+      <w:numFmt w:val="decimal"/>
+      <w:lvlText w:val="%6."/>
+      <w:lvlJc w:val="left"/>
+      <w:pPr>
+        <w:tabs>
+          <w:tab w:val="num" w:pos="4320"/>
+        </w:tabs>
+        <w:ind w:left="4320" w:hanging="360"/>
+      </w:pPr>
+    </w:lvl>
+    <w:lvl w:ilvl="6" w:tentative="1">
+      <w:start w:val="1"/>
+      <w:numFmt w:val="decimal"/>
+      <w:lvlText w:val="%7."/>
+      <w:lvlJc w:val="left"/>
+      <w:pPr>
+        <w:tabs>
+          <w:tab w:val="num" w:pos="5040"/>
+        </w:tabs>
+        <w:ind w:left="5040" w:hanging="360"/>
+      </w:pPr>
+    </w:lvl>
+    <w:lvl w:ilvl="7" w:tentative="1">
+      <w:start w:val="1"/>
+      <w:numFmt w:val="decimal"/>
+      <w:lvlText w:val="%8."/>
+      <w:lvlJc w:val="left"/>
+      <w:pPr>
+        <w:tabs>
+          <w:tab w:val="num" w:pos="5760"/>
+        </w:tabs>
+        <w:ind w:left="5760" w:hanging="360"/>
+      </w:pPr>
+    </w:lvl>
+    <w:lvl w:ilvl="8" w:tentative="1">
+      <w:start w:val="1"/>
+      <w:numFmt w:val="decimal"/>
+      <w:lvlText w:val="%9."/>
+      <w:lvlJc w:val="left"/>
+      <w:pPr>
+        <w:tabs>
+          <w:tab w:val="num" w:pos="6480"/>
+        </w:tabs>
+        <w:ind w:left="6480" w:hanging="360"/>
+      </w:pPr>
+    </w:lvl>
+  </w:abstractNum>
+  <w:abstractNum w:abstractNumId="6" w15:restartNumberingAfterBreak="0">
     <w:nsid w:val="24A502E5"/>
     <w:multiLevelType w:val="multilevel"/>
     <w:tmpl w:val="718C90BE"/>
@@ -2384,7 +3405,120 @@
       </w:rPr>
     </w:lvl>
   </w:abstractNum>
-  <w:abstractNum w:abstractNumId="5" w15:restartNumberingAfterBreak="0">
+  <w:abstractNum w:abstractNumId="7" w15:restartNumberingAfterBreak="0">
+    <w:nsid w:val="282C6468"/>
+    <w:multiLevelType w:val="multilevel"/>
+    <w:tmpl w:val="925C6178"/>
+    <w:lvl w:ilvl="0">
+      <w:start w:val="1"/>
+      <w:numFmt w:val="decimal"/>
+      <w:lvlText w:val="%1."/>
+      <w:lvlJc w:val="left"/>
+      <w:pPr>
+        <w:tabs>
+          <w:tab w:val="num" w:pos="720"/>
+        </w:tabs>
+        <w:ind w:left="720" w:hanging="360"/>
+      </w:pPr>
+    </w:lvl>
+    <w:lvl w:ilvl="1" w:tentative="1">
+      <w:start w:val="1"/>
+      <w:numFmt w:val="decimal"/>
+      <w:lvlText w:val="%2."/>
+      <w:lvlJc w:val="left"/>
+      <w:pPr>
+        <w:tabs>
+          <w:tab w:val="num" w:pos="1440"/>
+        </w:tabs>
+        <w:ind w:left="1440" w:hanging="360"/>
+      </w:pPr>
+    </w:lvl>
+    <w:lvl w:ilvl="2" w:tentative="1">
+      <w:start w:val="1"/>
+      <w:numFmt w:val="decimal"/>
+      <w:lvlText w:val="%3."/>
+      <w:lvlJc w:val="left"/>
+      <w:pPr>
+        <w:tabs>
+          <w:tab w:val="num" w:pos="2160"/>
+        </w:tabs>
+        <w:ind w:left="2160" w:hanging="360"/>
+      </w:pPr>
+    </w:lvl>
+    <w:lvl w:ilvl="3" w:tentative="1">
+      <w:start w:val="1"/>
+      <w:numFmt w:val="decimal"/>
+      <w:lvlText w:val="%4."/>
+      <w:lvlJc w:val="left"/>
+      <w:pPr>
+        <w:tabs>
+          <w:tab w:val="num" w:pos="2880"/>
+        </w:tabs>
+        <w:ind w:left="2880" w:hanging="360"/>
+      </w:pPr>
+    </w:lvl>
+    <w:lvl w:ilvl="4" w:tentative="1">
+      <w:start w:val="1"/>
+      <w:numFmt w:val="decimal"/>
+      <w:lvlText w:val="%5."/>
+      <w:lvlJc w:val="left"/>
+      <w:pPr>
+        <w:tabs>
+          <w:tab w:val="num" w:pos="3600"/>
+        </w:tabs>
+        <w:ind w:left="3600" w:hanging="360"/>
+      </w:pPr>
+    </w:lvl>
+    <w:lvl w:ilvl="5" w:tentative="1">
+      <w:start w:val="1"/>
+      <w:numFmt w:val="decimal"/>
+      <w:lvlText w:val="%6."/>
+      <w:lvlJc w:val="left"/>
+      <w:pPr>
+        <w:tabs>
+          <w:tab w:val="num" w:pos="4320"/>
+        </w:tabs>
+        <w:ind w:left="4320" w:hanging="360"/>
+      </w:pPr>
+    </w:lvl>
+    <w:lvl w:ilvl="6" w:tentative="1">
+      <w:start w:val="1"/>
+      <w:numFmt w:val="decimal"/>
+      <w:lvlText w:val="%7."/>
+      <w:lvlJc w:val="left"/>
+      <w:pPr>
+        <w:tabs>
+          <w:tab w:val="num" w:pos="5040"/>
+        </w:tabs>
+        <w:ind w:left="5040" w:hanging="360"/>
+      </w:pPr>
+    </w:lvl>
+    <w:lvl w:ilvl="7" w:tentative="1">
+      <w:start w:val="1"/>
+      <w:numFmt w:val="decimal"/>
+      <w:lvlText w:val="%8."/>
+      <w:lvlJc w:val="left"/>
+      <w:pPr>
+        <w:tabs>
+          <w:tab w:val="num" w:pos="5760"/>
+        </w:tabs>
+        <w:ind w:left="5760" w:hanging="360"/>
+      </w:pPr>
+    </w:lvl>
+    <w:lvl w:ilvl="8" w:tentative="1">
+      <w:start w:val="1"/>
+      <w:numFmt w:val="decimal"/>
+      <w:lvlText w:val="%9."/>
+      <w:lvlJc w:val="left"/>
+      <w:pPr>
+        <w:tabs>
+          <w:tab w:val="num" w:pos="6480"/>
+        </w:tabs>
+        <w:ind w:left="6480" w:hanging="360"/>
+      </w:pPr>
+    </w:lvl>
+  </w:abstractNum>
+  <w:abstractNum w:abstractNumId="8" w15:restartNumberingAfterBreak="0">
     <w:nsid w:val="53FC32BE"/>
     <w:multiLevelType w:val="multilevel"/>
     <w:tmpl w:val="E5D4AB46"/>
@@ -2533,7 +3667,7 @@
       </w:rPr>
     </w:lvl>
   </w:abstractNum>
-  <w:abstractNum w:abstractNumId="6" w15:restartNumberingAfterBreak="0">
+  <w:abstractNum w:abstractNumId="9" w15:restartNumberingAfterBreak="0">
     <w:nsid w:val="560B331E"/>
     <w:multiLevelType w:val="multilevel"/>
     <w:tmpl w:val="A13E59B8"/>
@@ -2646,7 +3780,7 @@
       </w:pPr>
     </w:lvl>
   </w:abstractNum>
-  <w:abstractNum w:abstractNumId="7" w15:restartNumberingAfterBreak="0">
+  <w:abstractNum w:abstractNumId="10" w15:restartNumberingAfterBreak="0">
     <w:nsid w:val="6461368F"/>
     <w:multiLevelType w:val="multilevel"/>
     <w:tmpl w:val="9702D136"/>
@@ -2795,7 +3929,7 @@
       </w:rPr>
     </w:lvl>
   </w:abstractNum>
-  <w:abstractNum w:abstractNumId="8" w15:restartNumberingAfterBreak="0">
+  <w:abstractNum w:abstractNumId="11" w15:restartNumberingAfterBreak="0">
     <w:nsid w:val="647E0B8E"/>
     <w:multiLevelType w:val="multilevel"/>
     <w:tmpl w:val="D8502BA8"/>
@@ -2944,7 +4078,156 @@
       </w:rPr>
     </w:lvl>
   </w:abstractNum>
-  <w:abstractNum w:abstractNumId="9" w15:restartNumberingAfterBreak="0">
+  <w:abstractNum w:abstractNumId="12" w15:restartNumberingAfterBreak="0">
+    <w:nsid w:val="67033D46"/>
+    <w:multiLevelType w:val="multilevel"/>
+    <w:tmpl w:val="B85E5BF4"/>
+    <w:lvl w:ilvl="0">
+      <w:start w:val="1"/>
+      <w:numFmt w:val="bullet"/>
+      <w:lvlText w:val=""/>
+      <w:lvlJc w:val="left"/>
+      <w:pPr>
+        <w:tabs>
+          <w:tab w:val="num" w:pos="720"/>
+        </w:tabs>
+        <w:ind w:left="720" w:hanging="360"/>
+      </w:pPr>
+      <w:rPr>
+        <w:rFonts w:ascii="Symbol" w:hAnsi="Symbol" w:hint="default"/>
+        <w:sz w:val="20"/>
+      </w:rPr>
+    </w:lvl>
+    <w:lvl w:ilvl="1" w:tentative="1">
+      <w:start w:val="1"/>
+      <w:numFmt w:val="bullet"/>
+      <w:lvlText w:val="o"/>
+      <w:lvlJc w:val="left"/>
+      <w:pPr>
+        <w:tabs>
+          <w:tab w:val="num" w:pos="1440"/>
+        </w:tabs>
+        <w:ind w:left="1440" w:hanging="360"/>
+      </w:pPr>
+      <w:rPr>
+        <w:rFonts w:ascii="Courier New" w:hAnsi="Courier New" w:hint="default"/>
+        <w:sz w:val="20"/>
+      </w:rPr>
+    </w:lvl>
+    <w:lvl w:ilvl="2" w:tentative="1">
+      <w:start w:val="1"/>
+      <w:numFmt w:val="bullet"/>
+      <w:lvlText w:val=""/>
+      <w:lvlJc w:val="left"/>
+      <w:pPr>
+        <w:tabs>
+          <w:tab w:val="num" w:pos="2160"/>
+        </w:tabs>
+        <w:ind w:left="2160" w:hanging="360"/>
+      </w:pPr>
+      <w:rPr>
+        <w:rFonts w:ascii="Wingdings" w:hAnsi="Wingdings" w:hint="default"/>
+        <w:sz w:val="20"/>
+      </w:rPr>
+    </w:lvl>
+    <w:lvl w:ilvl="3" w:tentative="1">
+      <w:start w:val="1"/>
+      <w:numFmt w:val="bullet"/>
+      <w:lvlText w:val=""/>
+      <w:lvlJc w:val="left"/>
+      <w:pPr>
+        <w:tabs>
+          <w:tab w:val="num" w:pos="2880"/>
+        </w:tabs>
+        <w:ind w:left="2880" w:hanging="360"/>
+      </w:pPr>
+      <w:rPr>
+        <w:rFonts w:ascii="Wingdings" w:hAnsi="Wingdings" w:hint="default"/>
+        <w:sz w:val="20"/>
+      </w:rPr>
+    </w:lvl>
+    <w:lvl w:ilvl="4" w:tentative="1">
+      <w:start w:val="1"/>
+      <w:numFmt w:val="bullet"/>
+      <w:lvlText w:val=""/>
+      <w:lvlJc w:val="left"/>
+      <w:pPr>
+        <w:tabs>
+          <w:tab w:val="num" w:pos="3600"/>
+        </w:tabs>
+        <w:ind w:left="3600" w:hanging="360"/>
+      </w:pPr>
+      <w:rPr>
+        <w:rFonts w:ascii="Wingdings" w:hAnsi="Wingdings" w:hint="default"/>
+        <w:sz w:val="20"/>
+      </w:rPr>
+    </w:lvl>
+    <w:lvl w:ilvl="5" w:tentative="1">
+      <w:start w:val="1"/>
+      <w:numFmt w:val="bullet"/>
+      <w:lvlText w:val=""/>
+      <w:lvlJc w:val="left"/>
+      <w:pPr>
+        <w:tabs>
+          <w:tab w:val="num" w:pos="4320"/>
+        </w:tabs>
+        <w:ind w:left="4320" w:hanging="360"/>
+      </w:pPr>
+      <w:rPr>
+        <w:rFonts w:ascii="Wingdings" w:hAnsi="Wingdings" w:hint="default"/>
+        <w:sz w:val="20"/>
+      </w:rPr>
+    </w:lvl>
+    <w:lvl w:ilvl="6" w:tentative="1">
+      <w:start w:val="1"/>
+      <w:numFmt w:val="bullet"/>
+      <w:lvlText w:val=""/>
+      <w:lvlJc w:val="left"/>
+      <w:pPr>
+        <w:tabs>
+          <w:tab w:val="num" w:pos="5040"/>
+        </w:tabs>
+        <w:ind w:left="5040" w:hanging="360"/>
+      </w:pPr>
+      <w:rPr>
+        <w:rFonts w:ascii="Wingdings" w:hAnsi="Wingdings" w:hint="default"/>
+        <w:sz w:val="20"/>
+      </w:rPr>
+    </w:lvl>
+    <w:lvl w:ilvl="7" w:tentative="1">
+      <w:start w:val="1"/>
+      <w:numFmt w:val="bullet"/>
+      <w:lvlText w:val=""/>
+      <w:lvlJc w:val="left"/>
+      <w:pPr>
+        <w:tabs>
+          <w:tab w:val="num" w:pos="5760"/>
+        </w:tabs>
+        <w:ind w:left="5760" w:hanging="360"/>
+      </w:pPr>
+      <w:rPr>
+        <w:rFonts w:ascii="Wingdings" w:hAnsi="Wingdings" w:hint="default"/>
+        <w:sz w:val="20"/>
+      </w:rPr>
+    </w:lvl>
+    <w:lvl w:ilvl="8" w:tentative="1">
+      <w:start w:val="1"/>
+      <w:numFmt w:val="bullet"/>
+      <w:lvlText w:val=""/>
+      <w:lvlJc w:val="left"/>
+      <w:pPr>
+        <w:tabs>
+          <w:tab w:val="num" w:pos="6480"/>
+        </w:tabs>
+        <w:ind w:left="6480" w:hanging="360"/>
+      </w:pPr>
+      <w:rPr>
+        <w:rFonts w:ascii="Wingdings" w:hAnsi="Wingdings" w:hint="default"/>
+        <w:sz w:val="20"/>
+      </w:rPr>
+    </w:lvl>
+  </w:abstractNum>
+  <w:abstractNum w:abstractNumId="13" w15:restartNumberingAfterBreak="0">
     <w:nsid w:val="69983AE8"/>
     <w:multiLevelType w:val="multilevel"/>
     <w:tmpl w:val="4B521178"/>
@@ -3093,7 +4376,156 @@
       </w:rPr>
     </w:lvl>
   </w:abstractNum>
-  <w:abstractNum w:abstractNumId="10" w15:restartNumberingAfterBreak="0">
+  <w:abstractNum w:abstractNumId="14" w15:restartNumberingAfterBreak="0">
+    <w:nsid w:val="705E17FD"/>
+    <w:multiLevelType w:val="multilevel"/>
+    <w:tmpl w:val="E8EC45BC"/>
+    <w:lvl w:ilvl="0">
+      <w:start w:val="1"/>
+      <w:numFmt w:val="bullet"/>
+      <w:lvlText w:val=""/>
+      <w:lvlJc w:val="left"/>
+      <w:pPr>
+        <w:tabs>
+          <w:tab w:val="num" w:pos="720"/>
+        </w:tabs>
+        <w:ind w:left="720" w:hanging="360"/>
+      </w:pPr>
+      <w:rPr>
+        <w:rFonts w:ascii="Symbol" w:hAnsi="Symbol" w:hint="default"/>
+        <w:sz w:val="20"/>
+      </w:rPr>
+    </w:lvl>
+    <w:lvl w:ilvl="1" w:tentative="1">
+      <w:start w:val="1"/>
+      <w:numFmt w:val="bullet"/>
+      <w:lvlText w:val="o"/>
+      <w:lvlJc w:val="left"/>
+      <w:pPr>
+        <w:tabs>
+          <w:tab w:val="num" w:pos="1440"/>
+        </w:tabs>
+        <w:ind w:left="1440" w:hanging="360"/>
+      </w:pPr>
+      <w:rPr>
+        <w:rFonts w:ascii="Courier New" w:hAnsi="Courier New" w:hint="default"/>
+        <w:sz w:val="20"/>
+      </w:rPr>
+    </w:lvl>
+    <w:lvl w:ilvl="2" w:tentative="1">
+      <w:start w:val="1"/>
+      <w:numFmt w:val="bullet"/>
+      <w:lvlText w:val=""/>
+      <w:lvlJc w:val="left"/>
+      <w:pPr>
+        <w:tabs>
+          <w:tab w:val="num" w:pos="2160"/>
+        </w:tabs>
+        <w:ind w:left="2160" w:hanging="360"/>
+      </w:pPr>
+      <w:rPr>
+        <w:rFonts w:ascii="Wingdings" w:hAnsi="Wingdings" w:hint="default"/>
+        <w:sz w:val="20"/>
+      </w:rPr>
+    </w:lvl>
+    <w:lvl w:ilvl="3" w:tentative="1">
+      <w:start w:val="1"/>
+      <w:numFmt w:val="bullet"/>
+      <w:lvlText w:val=""/>
+      <w:lvlJc w:val="left"/>
+      <w:pPr>
+        <w:tabs>
+          <w:tab w:val="num" w:pos="2880"/>
+        </w:tabs>
+        <w:ind w:left="2880" w:hanging="360"/>
+      </w:pPr>
+      <w:rPr>
+        <w:rFonts w:ascii="Wingdings" w:hAnsi="Wingdings" w:hint="default"/>
+        <w:sz w:val="20"/>
+      </w:rPr>
+    </w:lvl>
+    <w:lvl w:ilvl="4" w:tentative="1">
+      <w:start w:val="1"/>
+      <w:numFmt w:val="bullet"/>
+      <w:lvlText w:val=""/>
+      <w:lvlJc w:val="left"/>
+      <w:pPr>
+        <w:tabs>
+          <w:tab w:val="num" w:pos="3600"/>
+        </w:tabs>
+        <w:ind w:left="3600" w:hanging="360"/>
+      </w:pPr>
+      <w:rPr>
+        <w:rFonts w:ascii="Wingdings" w:hAnsi="Wingdings" w:hint="default"/>
+        <w:sz w:val="20"/>
+      </w:rPr>
+    </w:lvl>
+    <w:lvl w:ilvl="5" w:tentative="1">
+      <w:start w:val="1"/>
+      <w:numFmt w:val="bullet"/>
+      <w:lvlText w:val=""/>
+      <w:lvlJc w:val="left"/>
+      <w:pPr>
+        <w:tabs>
+          <w:tab w:val="num" w:pos="4320"/>
+        </w:tabs>
+        <w:ind w:left="4320" w:hanging="360"/>
+      </w:pPr>
+      <w:rPr>
+        <w:rFonts w:ascii="Wingdings" w:hAnsi="Wingdings" w:hint="default"/>
+        <w:sz w:val="20"/>
+      </w:rPr>
+    </w:lvl>
+    <w:lvl w:ilvl="6" w:tentative="1">
+      <w:start w:val="1"/>
+      <w:numFmt w:val="bullet"/>
+      <w:lvlText w:val=""/>
+      <w:lvlJc w:val="left"/>
+      <w:pPr>
+        <w:tabs>
+          <w:tab w:val="num" w:pos="5040"/>
+        </w:tabs>
+        <w:ind w:left="5040" w:hanging="360"/>
+      </w:pPr>
+      <w:rPr>
+        <w:rFonts w:ascii="Wingdings" w:hAnsi="Wingdings" w:hint="default"/>
+        <w:sz w:val="20"/>
+      </w:rPr>
+    </w:lvl>
+    <w:lvl w:ilvl="7" w:tentative="1">
+      <w:start w:val="1"/>
+      <w:numFmt w:val="bullet"/>
+      <w:lvlText w:val=""/>
+      <w:lvlJc w:val="left"/>
+      <w:pPr>
+        <w:tabs>
+          <w:tab w:val="num" w:pos="5760"/>
+        </w:tabs>
+        <w:ind w:left="5760" w:hanging="360"/>
+      </w:pPr>
+      <w:rPr>
+        <w:rFonts w:ascii="Wingdings" w:hAnsi="Wingdings" w:hint="default"/>
+        <w:sz w:val="20"/>
+      </w:rPr>
+    </w:lvl>
+    <w:lvl w:ilvl="8" w:tentative="1">
+      <w:start w:val="1"/>
+      <w:numFmt w:val="bullet"/>
+      <w:lvlText w:val=""/>
+      <w:lvlJc w:val="left"/>
+      <w:pPr>
+        <w:tabs>
+          <w:tab w:val="num" w:pos="6480"/>
+        </w:tabs>
+        <w:ind w:left="6480" w:hanging="360"/>
+      </w:pPr>
+      <w:rPr>
+        <w:rFonts w:ascii="Wingdings" w:hAnsi="Wingdings" w:hint="default"/>
+        <w:sz w:val="20"/>
+      </w:rPr>
+    </w:lvl>
+  </w:abstractNum>
+  <w:abstractNum w:abstractNumId="15" w15:restartNumberingAfterBreak="0">
     <w:nsid w:val="79546D01"/>
     <w:multiLevelType w:val="multilevel"/>
     <w:tmpl w:val="3FD08508"/>
@@ -3243,37 +4675,52 @@
     </w:lvl>
   </w:abstractNum>
   <w:num w:numId="1" w16cid:durableId="1472209855">
-    <w:abstractNumId w:val="3"/>
+    <w:abstractNumId w:val="4"/>
   </w:num>
   <w:num w:numId="2" w16cid:durableId="1346438759">
-    <w:abstractNumId w:val="2"/>
+    <w:abstractNumId w:val="3"/>
   </w:num>
   <w:num w:numId="3" w16cid:durableId="1486118939">
     <w:abstractNumId w:val="1"/>
   </w:num>
   <w:num w:numId="4" w16cid:durableId="719062088">
-    <w:abstractNumId w:val="4"/>
+    <w:abstractNumId w:val="6"/>
   </w:num>
   <w:num w:numId="5" w16cid:durableId="1242834952">
-    <w:abstractNumId w:val="9"/>
+    <w:abstractNumId w:val="13"/>
   </w:num>
   <w:num w:numId="6" w16cid:durableId="1355501151">
-    <w:abstractNumId w:val="7"/>
+    <w:abstractNumId w:val="10"/>
   </w:num>
   <w:num w:numId="7" w16cid:durableId="414938351">
-    <w:abstractNumId w:val="8"/>
+    <w:abstractNumId w:val="11"/>
   </w:num>
   <w:num w:numId="8" w16cid:durableId="640965900">
-    <w:abstractNumId w:val="5"/>
+    <w:abstractNumId w:val="8"/>
   </w:num>
   <w:num w:numId="9" w16cid:durableId="114452919">
     <w:abstractNumId w:val="0"/>
   </w:num>
   <w:num w:numId="10" w16cid:durableId="488834798">
-    <w:abstractNumId w:val="6"/>
+    <w:abstractNumId w:val="9"/>
   </w:num>
   <w:num w:numId="11" w16cid:durableId="2016225195">
-    <w:abstractNumId w:val="10"/>
+    <w:abstractNumId w:val="15"/>
+  </w:num>
+  <w:num w:numId="12" w16cid:durableId="2089643751">
+    <w:abstractNumId w:val="5"/>
+  </w:num>
+  <w:num w:numId="13" w16cid:durableId="1744835708">
+    <w:abstractNumId w:val="14"/>
+  </w:num>
+  <w:num w:numId="14" w16cid:durableId="1851143747">
+    <w:abstractNumId w:val="2"/>
+  </w:num>
+  <w:num w:numId="15" w16cid:durableId="99691780">
+    <w:abstractNumId w:val="12"/>
+  </w:num>
+  <w:num w:numId="16" w16cid:durableId="1343243395">
+    <w:abstractNumId w:val="7"/>
   </w:num>
 </w:numbering>
 </file>
